--- a/Supplementary Information/Next Steps.docx
+++ b/Supplementary Information/Next Steps.docx
@@ -934,14 +934,7 @@
           <w:noProof w:val="0"/>
           <w:lang w:val="en-US"/>
         </w:rPr>
-        <w:t xml:space="preserve">a </w:t>
-      </w:r>
-      <w:r>
-        <w:rPr>
-          <w:noProof w:val="0"/>
-          <w:lang w:val="en-US"/>
-        </w:rPr>
-        <w:t xml:space="preserve"> validity</w:t>
+        <w:t>a validity</w:t>
       </w:r>
       <w:r>
         <w:rPr>
@@ -2381,7 +2374,7 @@
       </w:r>
       <w:r>
         <w:drawing>
-          <wp:inline wp14:editId="3C9F2133" wp14:anchorId="1A4500C8">
+          <wp:inline wp14:editId="5EF6C777" wp14:anchorId="1A4500C8">
             <wp:extent cx="5209571" cy="2337628"/>
             <wp:effectExtent l="0" t="0" r="0" b="0"/>
             <wp:docPr id="1391354716" name="drawing" title="Example language runway&#10;Log-scale bar chart of licensed and web-available text volumes for seven languages against three application gates; all figures illustrative"/>
@@ -2687,7 +2680,34 @@
           <w:noProof w:val="0"/>
           <w:lang w:val="en-US"/>
         </w:rPr>
-        <w:t>: WDI is reported at the country level, so using it here requires having speaker population estimates at the country level as well, reinforcing why the population data work above is a prerequisite for this step, not a paralle, independent task.</w:t>
+        <w:t xml:space="preserve">: WDI is reported at the country level, so using it here requires having speaker population estimates at the country level as well, reinforcing why the population data work above is a prerequisite for this step, not a </w:t>
+      </w:r>
+      <w:r>
+        <w:rPr>
+          <w:i w:val="0"/>
+          <w:iCs w:val="0"/>
+          <w:noProof w:val="0"/>
+          <w:lang w:val="en-US"/>
+        </w:rPr>
+        <w:t>paralle</w:t>
+      </w:r>
+      <w:r>
+        <w:rPr>
+          <w:i w:val="0"/>
+          <w:iCs w:val="0"/>
+          <w:noProof w:val="0"/>
+          <w:lang w:val="en-US"/>
+        </w:rPr>
+        <w:t>l</w:t>
+      </w:r>
+      <w:r>
+        <w:rPr>
+          <w:i w:val="0"/>
+          <w:iCs w:val="0"/>
+          <w:noProof w:val="0"/>
+          <w:lang w:val="en-US"/>
+        </w:rPr>
+        <w:t>, independent task.</w:t>
       </w:r>
     </w:p>
     <w:p>
